--- a/document_templates/russian_library/Исковые_заявления/Семейные_споры/шаблон_Исковое_заявление_о_лишении_родительских_прав.docx
+++ b/document_templates/russian_library/Исковые_заявления/Семейные_споры/шаблон_Исковое_заявление_о_лишении_родительских_прав.docx
@@ -28,7 +28,7 @@
           <w:szCs w:val="24"/>
           <w:lang w:val="en-US"/>
         </w:rPr>
-        <w:t xml:space="preserve">{{ w_t_w_r_w_prooferr_w_type_spellstart_w_r_w_rsidr_00491434_w_rpr_w_rfonts_w_ascii_times_new_roman_w_hansi_times_new_roman_w_cs_times_new_roman_w_sz_w_val_24_w_szcs_w_val_24_w_lang_w_val_en_us_w_rpr_w_t_court_name_w_t_w_r_w_prooferr_w_type_spellend_w_r_w_rsidr_00491434_w_rpr_w_rfonts_w_ascii_times_new_roman_w_hansi_times_new_roman_w_cs_times_new_roman_w_sz_w_val_24_w_szcs_w_val_24_w_lang_w_val_en_us_w_rpr_w_t_xml_space_preserve }}</w:t>
+        <w:t xml:space="preserve">{{ court_name }}</w:t>
       </w:r>
     </w:p>
     <w:p>
@@ -42,15 +42,14 @@
           <w:lang w:val="en-US"/>
         </w:rPr>
       </w:pPr>
-      <w:proofErr w:type="gramStart"/>
-      <w:r>
-        <w:rPr>
-          <w:rFonts w:ascii="Times New Roman" w:hAnsi="Times New Roman" w:cs="Times New Roman"/>
-          <w:sz w:val="24"/>
-          <w:szCs w:val="24"/>
-          <w:lang w:val="en-US"/>
-        </w:rPr>
-        <w:t xml:space="preserve">{{ w_t_w_r_w_prooferr_w_type_spellstart_w_r_w_rpr_w_rfonts_w_ascii_times_new_roman_w_hansi_times_new_roman_w_cs_times_new_roman_w_sz_w_val_24_w_szcs_w_val_24_w_lang_w_val_en_us_w_rpr_w_t_court_w_t_w_r_w_prooferr_w_type_gramend_w_r_w_rsidrpr_00af168e_w_rpr_w_rfonts_w_ascii_times_new_roman_w_hansi_times_new_roman_w_cs_times_new_roman_w_sz_w_val_24_w_szcs_w_val_24_w_lang_w_val_en_us_w_rpr_w_t_w_t_w_r_w_r_w_rpr_w_rfonts_w_ascii_times_new_roman_w_hansi_times_new_roman_w_cs_times_new_roman_w_sz_w_val_24_w_szcs_w_val_24_w_lang_w_val_en_us_w_rpr_w_t_address_w_t_w_r_w_prooferr_w_type_spellend_w_r_w_rsidrpr_00af168e_w_rpr_w_rfonts_w_ascii_times_new_roman_w_hansi_times_new_roman_w_cs_times_new_roman_w_sz_w_val_24_w_szcs_w_val_24_w_lang_w_val_en_us_w_rpr_w_t_xml_space_preserve }}</w:t>
+      <w:r>
+        <w:rPr>
+          <w:rFonts w:ascii="Times New Roman" w:hAnsi="Times New Roman" w:cs="Times New Roman"/>
+          <w:sz w:val="24"/>
+          <w:szCs w:val="24"/>
+          <w:lang w:val="en-US"/>
+        </w:rPr>
+        <w:t xml:space="preserve">{{ court_address }}</w:t>
       </w:r>
     </w:p>
     <w:p>
@@ -135,7 +134,7 @@
           <w:szCs w:val="24"/>
           <w:lang w:val="en-US"/>
         </w:rPr>
-        <w:t xml:space="preserve">{{ w_t_w_r_w_r_w_rsidr_00491434_w_rpr_w_rfonts_w_ascii_times_new_roman_w_hansi_times_new_roman_w_cs_times_new_roman_w_sz_w_val_24_w_szcs_w_val_24_w_lang_w_val_en_us_w_rpr_w_t_defendant_w_t_w_r_w_r_w_rsidr_00491434_w_rsidrpr_00632a19_w_rpr_w_rfonts_w_ascii_times_new_roman_w_hansi_times_new_roman_w_cs_times_new_roman_w_sz_w_val_24_w_szcs_w_val_24_w_lang_w_val_en_us_w_rpr_w_t_xml_space_preserve }}</w:t>
+        <w:t xml:space="preserve">{{ defendant }}</w:t>
       </w:r>
     </w:p>
     <w:p>
@@ -190,7 +189,7 @@
           <w:szCs w:val="24"/>
           <w:lang w:val="en-US"/>
         </w:rPr>
-        <w:t xml:space="preserve">{{ w_t_w_r_w_prooferr_w_type_spellstart_w_r_w_rsidr_00491434_w_rpr_w_rfonts_w_ascii_times_new_roman_w_hansi_times_new_roman_w_cs_times_new_roman_w_sz_w_val_24_w_szcs_w_val_24_w_lang_w_val_en_us_w_rpr_w_t_registration_w_t_w_r_w_r_w_rsidr_00491434_w_rsidrpr_00af168e_w_rpr_w_rfonts_w_ascii_times_new_roman_w_hansi_times_new_roman_w_cs_times_new_roman_w_sz_w_val_24_w_szcs_w_val_24_w_lang_w_val_en_us_w_rpr_w_t_w_t_w_r_w_r_w_rsidr_00491434_w_rpr_w_rfonts_w_ascii_times_new_roman_w_hansi_times_new_roman_w_cs_times_new_roman_w_sz_w_val_24_w_szcs_w_val_24_w_lang_w_val_en_us_w_rpr_w_t_address_w_t_w_r_w_prooferr_w_type_spellend_w_r_w_rsidr_00491434_w_rsidrpr_00af168e_w_rpr_w_rfonts_w_ascii_times_new_roman_w_hansi_times_new_roman_w_cs_times_new_roman_w_sz_w_val_24_w_szcs_w_val_24_w_lang_w_val_en_us_w_rpr_w_t_xml_space_preserve }}</w:t>
+        <w:t xml:space="preserve">{{ registration_address }}</w:t>
       </w:r>
     </w:p>
     <w:p>
@@ -245,7 +244,7 @@
           <w:szCs w:val="24"/>
           <w:lang w:val="en-US"/>
         </w:rPr>
-        <w:t xml:space="preserve">{{ w_t_w_r_w_prooferr_w_type_spellstart_w_r_w_rsidr_00491434_w_rpr_w_rfonts_w_ascii_times_new_roman_w_hansi_times_new_roman_w_cs_times_new_roman_w_sz_w_val_24_w_szcs_w_val_24_w_lang_w_val_en_us_w_rpr_w_t_claim_w_t_w_r_w_r_w_rsidr_00491434_w_rsidrpr_00af168e_w_rpr_w_rfonts_w_ascii_times_new_roman_w_hansi_times_new_roman_w_cs_times_new_roman_w_sz_w_val_24_w_szcs_w_val_24_w_lang_w_val_en_us_w_rpr_w_t_w_t_w_r_w_r_w_rsidr_00491434_w_rpr_w_rfonts_w_ascii_times_new_roman_w_hansi_times_new_roman_w_cs_times_new_roman_w_sz_w_val_24_w_szcs_w_val_24_w_lang_w_val_en_us_w_rpr_w_t_price_w_t_w_r_w_prooferr_w_type_spellend_w_r_w_rsidr_00491434_w_rsidrpr_00af168e_w_rpr_w_rfonts_w_ascii_times_new_roman_w_hansi_times_new_roman_w_cs_times_new_roman_w_sz_w_val_24_w_szcs_w_val_24_w_lang_w_val_en_us_w_rpr_w_t_xml_space_preserve }}</w:t>
+        <w:t xml:space="preserve">{{ claim_price }}</w:t>
       </w:r>
     </w:p>
     <w:p>
@@ -283,7 +282,7 @@
           <w:szCs w:val="24"/>
           <w:lang w:val="en-US"/>
         </w:rPr>
-        <w:t xml:space="preserve">{{ w_t_w_r_w_prooferr_w_type_spellstart_w_r_w_rsidr_00491434_w_rpr_w_rfonts_w_ascii_times_new_roman_w_hansi_times_new_roman_w_cs_times_new_roman_w_sz_w_val_24_w_szcs_w_val_24_w_lang_w_val_en_us_w_rpr_w_t_state_w_t_w_r_w_r_w_rsidr_00491434_w_rsidrpr_00af168e_w_rpr_w_rfonts_w_ascii_times_new_roman_w_hansi_times_new_roman_w_cs_times_new_roman_w_sz_w_val_24_w_szcs_w_val_24_w_lang_w_val_en_us_w_rpr_w_t_w_t_w_r_w_r_w_rsidr_00491434_w_rpr_w_rfonts_w_ascii_times_new_roman_w_hansi_times_new_roman_w_cs_times_new_roman_w_sz_w_val_24_w_szcs_w_val_24_w_lang_w_val_en_us_w_rpr_w_t_duty_w_t_w_r_w_prooferr_w_type_spellend_w_r_w_rsidr_00491434_w_rpr_w_rfonts_w_ascii_times_new_roman_w_hansi_times_new_roman_w_cs_times_new_roman_w_sz_w_val_24_w_szcs_w_val_24_w_lang_w_val_en_us_w_rpr_w_t_xml_space_preserve }}</w:t>
+        <w:t xml:space="preserve">{{ state_duty }}</w:t>
       </w:r>
     </w:p>
     <w:p>
@@ -346,7 +345,7 @@
           <w:szCs w:val="24"/>
           <w:lang w:val="en-US"/>
         </w:rPr>
-        <w:t xml:space="preserve">{{ w_t_w_r_w_r_w_rsidr_00491434_w_rpr_w_rfonts_w_ascii_times_new_roman_w_hansi_times_new_roman_w_cs_times_new_roman_w_sz_w_val_24_w_szcs_w_val_24_w_lang_w_val_en_us_w_rpr_w_t_plaintiff_w_t_w_r_w_r_w_rsidr_00491434_w_rsidrpr_00491434_w_rpr_w_rfonts_w_ascii_times_new_roman_w_hansi_times_new_roman_w_cs_times_new_roman_w_sz_w_val_24_w_szcs_w_val_24_w_lang_w_val_en_us_w_rpr_w_t_xml_space_preserve }}</w:t>
+        <w:t xml:space="preserve">{{ plaintiff }}</w:t>
       </w:r>
       <w:r>
         <w:rPr>
@@ -381,7 +380,7 @@
           <w:szCs w:val="24"/>
           <w:lang w:val="en-US"/>
         </w:rPr>
-        <w:t xml:space="preserve">{{ w_t_w_r_w_prooferr_w_type_spellstart_w_r_w_rsidr_00491434_w_rsidrpr_00491434_w_rpr_w_rfonts_w_ascii_times_new_roman_w_hansi_times_new_roman_w_cs_times_new_roman_w_sz_w_val_24_w_szcs_w_val_24_w_lang_w_val_en_us_w_rpr_w_t_the_relationship_of_the_plaintiff_to_the_defendant_w_t_w_r_w_prooferr_w_type_spellend_w_r_w_rsidr_00491434_w_rpr_w_rfonts_w_ascii_times_new_roman_w_hansi_times_new_roman_w_cs_times_new_roman_w_sz_w_val_24_w_szcs_w_val_24_w_lang_w_val_en_us_w_rpr_w_t_xml_space_preserve }}</w:t>
+        <w:t xml:space="preserve">{{ the_relationship_of_the_plaintiff_to_the_defendant }}</w:t>
       </w:r>
       <w:r>
         <w:rPr>
@@ -402,15 +401,14 @@
         </w:rPr>
         <w:t xml:space="preserve"> </w:t>
       </w:r>
-      <w:proofErr w:type="gramStart"/>
-      <w:r>
-        <w:rPr>
-          <w:rFonts w:ascii="Times New Roman" w:hAnsi="Times New Roman" w:cs="Times New Roman"/>
-          <w:sz w:val="24"/>
-          <w:szCs w:val="24"/>
-          <w:lang w:val="en-US"/>
-        </w:rPr>
-        <w:t xml:space="preserve">{{ w_t_w_r_w_prooferr_w_type_spellstart_w_r_w_rsidr_00491434_w_rsidrpr_00491434_w_rpr_w_rfonts_w_ascii_times_new_roman_w_hansi_times_new_roman_w_cs_times_new_roman_w_sz_w_val_24_w_szcs_w_val_24_w_lang_w_val_en_us_w_rpr_w_t_description_w_t_w_r_w_prooferr_w_type_gramend_w_r_w_rsidr_00491434_w_rsidrpr_00491434_w_rpr_w_rfonts_w_ascii_times_new_roman_w_hansi_times_new_roman_w_cs_times_new_roman_w_sz_w_val_24_w_szcs_w_val_24_w_lang_w_val_en_us_w_rpr_w_t_and_reasons_for_deprivation_of_parental_rights_w_t_w_r_w_prooferr_w_type_spellend_w_r_w_rsidr_00491434_w_rpr_w_rfonts_w_ascii_times_new_roman_w_hansi_times_new_roman_w_cs_times_new_roman_w_sz_w_val_24_w_szcs_w_val_24_w_lang_w_val_en_us_w_rpr_w_t_xml_space_preserve }}</w:t>
+      <w:r>
+        <w:rPr>
+          <w:rFonts w:ascii="Times New Roman" w:hAnsi="Times New Roman" w:cs="Times New Roman"/>
+          <w:sz w:val="24"/>
+          <w:szCs w:val="24"/>
+          <w:lang w:val="en-US"/>
+        </w:rPr>
+        <w:t xml:space="preserve">{{ description_and_reasons_for_deprivation_of_parental_rights }}</w:t>
       </w:r>
       <w:r>
         <w:rPr>
@@ -453,7 +451,7 @@
           <w:sz w:val="24"/>
           <w:szCs w:val="24"/>
         </w:rPr>
-        <w:t xml:space="preserve">{{ w_t_w_r_w_r_w_rsidr_00491434_w_rpr_w_rfonts_w_ascii_times_new_roman_w_hansi_times_new_roman_w_cs_times_new_roman_w_sz_w_val_24_w_szcs_w_val_24_w_lang_w_val_en_us_w_rpr_w_t_defendant_w_t_w_r_w_r_w_rsidr_00491434_w_rsidrpr_00af168e_w_rpr_w_rfonts_w_ascii_times_new_roman_w_hansi_times_new_roman_w_cs_times_new_roman_w_sz_w_val_24_w_szcs_w_val_24_w_rpr_w_t_w_t_w_r_w_r_w_rsidr_00af168e_w_rpr_w_rfonts_w_ascii_times_new_roman_w_hansi_times_new_roman_w_cs_times_new_roman_w_sz_w_val_24_w_szcs_w_val_24_w_lang_w_val_en_us_w_rpr_w_t_text_w_t_w_r_w_r_w_rsidr_00491434_w_rsidrpr_00af168e_w_rpr_w_rfonts_w_ascii_times_new_roman_w_hansi_times_new_roman_w_cs_times_new_roman_w_sz_w_val_24_w_szcs_w_val_24_w_rpr_w_t_xml_space_preserve }}</w:t>
+        <w:t xml:space="preserve">{{ defendant_text }}</w:t>
       </w:r>
       <w:r>
         <w:rPr>
@@ -533,7 +531,7 @@
           <w:sz w:val="24"/>
           <w:szCs w:val="24"/>
         </w:rPr>
-        <w:t xml:space="preserve">{{ w_t_w_r_w_r_w_rsidr_00491434_w_rpr_w_rfonts_w_ascii_times_new_roman_w_hansi_times_new_roman_w_cs_times_new_roman_w_sz_w_val_24_w_szcs_w_val_24_w_lang_w_val_en_us_w_rpr_w_t_classification_w_t_w_r_w_r_w_rsidr_00491434_w_rsidrpr_00af168e_w_rpr_w_rfonts_w_ascii_times_new_roman_w_hansi_times_new_roman_w_cs_times_new_roman_w_sz_w_val_24_w_szcs_w_val_24_w_rpr_w_t_xml_space_preserve }}</w:t>
+        <w:t xml:space="preserve">{{ classification }}</w:t>
       </w:r>
       <w:r>
         <w:rPr>
@@ -848,7 +846,7 @@
           <w:sz w:val="24"/>
           <w:szCs w:val="24"/>
         </w:rPr>
-        <w:t xml:space="preserve">{{ w_t_w_r_w_r_w_rsidr_00491434_w_rpr_w_rfonts_w_ascii_times_new_roman_w_hansi_times_new_roman_w_cs_times_new_roman_w_sz_w_val_24_w_szcs_w_val_24_w_lang_w_val_en_us_w_rpr_w_t_defendant_w_t_w_r_w_r_w_rsidr_00491434_w_rsidrpr_00491434_w_rpr_w_rfonts_w_ascii_times_new_roman_w_hansi_times_new_roman_w_cs_times_new_roman_w_sz_w_val_24_w_szcs_w_val_24_w_rpr_w_t_w_t_w_r_w_r_w_rsidr_00af168e_w_rpr_w_rfonts_w_ascii_times_new_roman_w_hansi_times_new_roman_w_cs_times_new_roman_w_sz_w_val_24_w_szcs_w_val_24_w_lang_w_val_en_us_w_rpr_w_t_text_w_t_w_r_w_r_w_rsidr_00af168e_w_rsidrpr_00af168e_w_rpr_w_rfonts_w_ascii_times_new_roman_w_hansi_times_new_roman_w_cs_times_new_roman_w_sz_w_val_24_w_szcs_w_val_24_w_rpr_w_t_w_t_w_r_w_r_w_rsidr_00af168e_w_rpr_w_rfonts_w_ascii_times_new_roman_w_hansi_times_new_roman_w_cs_times_new_roman_w_sz_w_val_24_w_szcs_w_val_24_w_lang_w_val_en_us_w_rpr_w_t_third_w_t_w_r_w_r_w_rsidr_00491434_w_rsidrpr_00491434_w_rpr_w_rfonts_w_ascii_times_new_roman_w_hansi_times_new_roman_w_cs_times_new_roman_w_sz_w_val_24_w_szcs_w_val_24_w_rpr_w_t_xml_space_preserve }}</w:t>
+        <w:t xml:space="preserve">{{ defendant_text_third }}</w:t>
       </w:r>
       <w:r>
         <w:rPr>
@@ -896,7 +894,7 @@
           <w:szCs w:val="24"/>
           <w:lang w:val="en-US"/>
         </w:rPr>
-        <w:t xml:space="preserve">{{ w_t_w_r_w_r_w_rsidr_00af168e_w_rpr_w_rfonts_w_ascii_times_new_roman_w_hansi_times_new_roman_w_cs_times_new_roman_w_i_w_ics_w_sz_w_val_24_w_szcs_w_val_24_w_lang_w_val_en_us_w_rpr_w_t_signature_w_t_w_r_w_r_w_rsidr_005328a5_w_rpr_w_rfonts_w_ascii_times_new_roman_w_hansi_times_new_roman_w_cs_times_new_roman_w_i_w_ics_w_sz_w_val_24_w_szcs_w_val_24_w_lang_w_val_en_us_w_rpr_w_t_xml_space_preserve }}</w:t>
+        <w:t xml:space="preserve">{{ signature }}</w:t>
       </w:r>
       <w:r>
         <w:rPr>
